--- a/PlaceOS_지원서류_0_메일문안.docx
+++ b/PlaceOS_지원서류_0_메일문안.docx
@@ -33,7 +33,7 @@
           <w:color w:val="5C6875"/>
           <w:sz w:val="20"/>
         </w:rPr>
-        <w:t>채용 공고가 없는 기관에 보내는 사전 등록 메일 · 초안</w:t>
+        <w:t>창업보육 분야 · 채용 공고가 없는 기관에 보내는 사전 등록 메일 · 초안</w:t>
       </w:r>
     </w:p>
     <w:p>
@@ -78,7 +78,7 @@
           <w:color w:val="1B3A5C"/>
           <w:sz w:val="34"/>
         </w:rPr>
-        <w:t>기술지주회사용</w:t>
+        <w:t>대학 창업보육센터 · 산학협력단용</w:t>
       </w:r>
     </w:p>
     <w:p>
@@ -106,7 +106,7 @@
           <w:color w:val="1B3A5C"/>
           <w:sz w:val="19"/>
         </w:rPr>
-        <w:t>[인재풀 등록 문의] 상권 데이터 플랫폼 개발 · 기술 실사 가능 — [성명]</w:t>
+        <w:t>[인재풀 등록 문의] 창업보육 분야 · 기술 검증 가능 — [성명]</w:t>
       </w:r>
     </w:p>
     <w:p>
@@ -126,7 +126,7 @@
           <w:color w:val="16202E"/>
           <w:sz w:val="19"/>
         </w:rPr>
-        <w:t>○○대학교기술지주(주) 채용 담당자님께</w:t>
+        <w:t>○○대학교 창업보육센터 담당자님께</w:t>
       </w:r>
     </w:p>
     <w:p>
@@ -177,7 +177,7 @@
           <w:color w:val="16202E"/>
           <w:sz w:val="19"/>
         </w:rPr>
-        <w:t>현재 공고된 채용이 없는 것으로 확인했습니다. 다만 향후 채용 계획이</w:t>
+        <w:t>현재 공고된 채용이 없는 것으로 확인했습니다만, 향후 보육매니저 또는</w:t>
       </w:r>
     </w:p>
     <w:p>
@@ -194,7 +194,7 @@
           <w:color w:val="16202E"/>
           <w:sz w:val="19"/>
         </w:rPr>
-        <w:t>있으실 때 검토 대상에 포함해 주실 수 있을지 문의드리고자 메일 드립니다.</w:t>
+        <w:t>창업지원 분야 채용 계획이 있으실 때 검토해 주실 수 있을지 문의드립니다.</w:t>
       </w:r>
     </w:p>
     <w:p>
@@ -228,24 +228,7 @@
           <w:color w:val="16202E"/>
           <w:sz w:val="19"/>
         </w:rPr>
-        <w:t>저는 오프라인 상권을 데이터로 재구성하는 SaaS 두 종을 직접 만들어</w:t>
-      </w:r>
-    </w:p>
-    <w:p>
-      <w:pPr>
-        <w:shd w:val="clear" w:color="auto" w:fill="F7F9FB"/>
-        <w:spacing w:before="0" w:after="0" w:line="331" w:lineRule="auto"/>
-        <w:ind w:left="181" w:right="181"/>
-      </w:pPr>
-      <w:r>
-        <w:rPr>
-          <w:rFonts w:ascii="Noto Sans KR" w:hAnsi="Noto Sans KR" w:eastAsia="Noto Sans KR" w:cs="Noto Sans KR"/>
-          <w:b w:val="0"/>
-          <w:i w:val="0"/>
-          <w:color w:val="16202E"/>
-          <w:sz w:val="19"/>
-        </w:rPr>
-        <w:t>운영하고 있습니다.</w:t>
+        <w:t>저는 창업 도메인에서 두 개의 서비스를 직접 만들어 운영 중입니다.</w:t>
       </w:r>
     </w:p>
     <w:p>
@@ -296,7 +279,7 @@
           <w:color w:val="16202E"/>
           <w:sz w:val="19"/>
         </w:rPr>
-        <w:t xml:space="preserve">  건축물대장을 실측 원천으로 서울 66개 상권의 공실을 건물·층 단위까지</w:t>
+        <w:t xml:space="preserve">  서울 66개 상권의 공실을 건축물대장 실측으로 건물·층 단위까지 산출하고,</w:t>
       </w:r>
     </w:p>
     <w:p>
@@ -313,24 +296,7 @@
           <w:color w:val="16202E"/>
           <w:sz w:val="19"/>
         </w:rPr>
-        <w:t xml:space="preserve">  산출하고, 공실 예측(LSTM)과 업종 추천(GNN)을 붙였습니다. 공실 예측</w:t>
-      </w:r>
-    </w:p>
-    <w:p>
-      <w:pPr>
-        <w:shd w:val="clear" w:color="auto" w:fill="F7F9FB"/>
-        <w:spacing w:before="0" w:after="0" w:line="331" w:lineRule="auto"/>
-        <w:ind w:left="181" w:right="181"/>
-      </w:pPr>
-      <w:r>
-        <w:rPr>
-          <w:rFonts w:ascii="Noto Sans KR" w:hAnsi="Noto Sans KR" w:eastAsia="Noto Sans KR" w:cs="Noto Sans KR"/>
-          <w:b w:val="0"/>
-          <w:i w:val="0"/>
-          <w:color w:val="16202E"/>
-          <w:sz w:val="19"/>
-        </w:rPr>
-        <w:t xml:space="preserve">  MAE는 직전 분기값을 그대로 쓰는 지속성 베이스라인 대비 20.5% 낮습니다.</w:t>
+        <w:t xml:space="preserve">  업종 추천과 입점 ROI 시뮬레이션을 결합했습니다.</w:t>
       </w:r>
     </w:p>
     <w:p>
@@ -415,7 +381,7 @@
           <w:color w:val="16202E"/>
           <w:sz w:val="19"/>
         </w:rPr>
-        <w:t>기술지주회사의 일이 '기술을 만드는 쪽'과 '그 기술이 시장에서 값을 갖게</w:t>
+        <w:t>창업보육 업무에 제가 기여할 수 있는 지점은 세 가지라고 생각합니다.</w:t>
       </w:r>
     </w:p>
     <w:p>
@@ -432,7 +398,7 @@
           <w:color w:val="16202E"/>
           <w:sz w:val="19"/>
         </w:rPr>
-        <w:t>하는 쪽'을 잇는 것이라면, 제가 기여할 수 있는 지점은 기술 실사를 직접</w:t>
+        <w:t xml:space="preserve"> </w:t>
       </w:r>
     </w:p>
     <w:p>
@@ -449,7 +415,7 @@
           <w:color w:val="16202E"/>
           <w:sz w:val="19"/>
         </w:rPr>
-        <w:t>할 수 있다는 점이라고 생각합니다. 사업계획서에 적힌 기술이 실제로</w:t>
+        <w:t>첫째, 입주기업 선발과 평가에서 기술 항목을 직접 검증할 수 있습니다.</w:t>
       </w:r>
     </w:p>
     <w:p>
@@ -466,7 +432,24 @@
           <w:color w:val="16202E"/>
           <w:sz w:val="19"/>
         </w:rPr>
-        <w:t>구현 가능한지, 어느 부분이 이미 공개된 것이고 어느 부분이 고유한지를</w:t>
+        <w:t>수집 파이프라인부터 모델, API, 배포까지 전 구간을 다뤄 봤기 때문에</w:t>
+      </w:r>
+    </w:p>
+    <w:p>
+      <w:pPr>
+        <w:shd w:val="clear" w:color="auto" w:fill="F7F9FB"/>
+        <w:spacing w:before="0" w:after="0" w:line="331" w:lineRule="auto"/>
+        <w:ind w:left="181" w:right="181"/>
+      </w:pPr>
+      <w:r>
+        <w:rPr>
+          <w:rFonts w:ascii="Noto Sans KR" w:hAnsi="Noto Sans KR" w:eastAsia="Noto Sans KR" w:cs="Noto Sans KR"/>
+          <w:b w:val="0"/>
+          <w:i w:val="0"/>
+          <w:color w:val="16202E"/>
+          <w:sz w:val="19"/>
+        </w:rPr>
+        <w:t>사업계획서의 기술 서술이 실현 가능한지, 이미 공개된 것인지 고유한 것인지를</w:t>
       </w:r>
     </w:p>
     <w:p>
@@ -517,7 +500,7 @@
           <w:color w:val="16202E"/>
           <w:sz w:val="19"/>
         </w:rPr>
-        <w:t>중장기 계획도 함께 말씀드립니다. 입사 후 1년은 담당 업무와 기관의</w:t>
+        <w:t>둘째, 보육 성과를 데이터로 관리할 수 있습니다. 제 프로젝트에서 목표 지표가</w:t>
       </w:r>
     </w:p>
     <w:p>
@@ -534,7 +517,7 @@
           <w:color w:val="16202E"/>
           <w:sz w:val="19"/>
         </w:rPr>
-        <w:t>프로세스를 익히는 데 집중하고, 업무에 적응한 뒤 기술경영 또는 창업학</w:t>
+        <w:t>정작 성능을 전혀 보증하지 못한다는 것을 스스로 확인하고, 지표 체계 전체를</w:t>
       </w:r>
     </w:p>
     <w:p>
@@ -551,7 +534,7 @@
           <w:color w:val="16202E"/>
           <w:sz w:val="19"/>
         </w:rPr>
-        <w:t>분야의 야간·주말 석사 과정을 병행하고자 합니다. 근무에 지장이 없는</w:t>
+        <w:t>무정보 기준선 대비 개선폭으로 재정의한 적이 있습니다. 미달 항목은 미달로</w:t>
       </w:r>
     </w:p>
     <w:p>
@@ -568,7 +551,7 @@
           <w:color w:val="16202E"/>
           <w:sz w:val="19"/>
         </w:rPr>
-        <w:t>과정으로 한정하며, 기관 규정과 사전 협의를 전제로 합니다. 장기적으로는</w:t>
+        <w:t>남기고 재지 않은 값은 달성으로 적지 않는 원칙을 코드로 강제했습니다.</w:t>
       </w:r>
     </w:p>
     <w:p>
@@ -585,7 +568,7 @@
           <w:color w:val="16202E"/>
           <w:sz w:val="19"/>
         </w:rPr>
-        <w:t>제가 축적한 기술이 대학의 기술사업화 성과로 이어지는 길을 찾고,</w:t>
+        <w:t>보육센터가 매년 받는 성과평가에서 이 경험이 쓰일 수 있다고 생각합니다.</w:t>
       </w:r>
     </w:p>
     <w:p>
@@ -602,7 +585,7 @@
           <w:color w:val="16202E"/>
           <w:sz w:val="19"/>
         </w:rPr>
-        <w:t>기술사업화 전문가 또는 투자심사 담당자로 성장하는 것이 목표입니다.</w:t>
+        <w:t xml:space="preserve"> </w:t>
       </w:r>
     </w:p>
     <w:p>
@@ -619,7 +602,7 @@
           <w:color w:val="16202E"/>
           <w:sz w:val="19"/>
         </w:rPr>
-        <w:t>다만 그것은 제가 귀 기관의 구성원이 되고 대학원 과정을 거친 뒤에</w:t>
+        <w:t>셋째, 보육을 받는 쪽의 입장을 압니다. 같은 고민을 하고 있어, 입주기업에게</w:t>
       </w:r>
     </w:p>
     <w:p>
@@ -636,7 +619,126 @@
           <w:color w:val="16202E"/>
           <w:sz w:val="19"/>
         </w:rPr>
-        <w:t>논의할 수 있는 일이며, 지금 그것을 전제로 지원하는 것은 아닙니다.</w:t>
+        <w:t>무엇이 실제로 도움이 되고 무엇이 형식에 그치는지를 구분할 수 있습니다.</w:t>
+      </w:r>
+    </w:p>
+    <w:p>
+      <w:pPr>
+        <w:shd w:val="clear" w:color="auto" w:fill="F7F9FB"/>
+        <w:spacing w:before="0" w:after="0" w:line="331" w:lineRule="auto"/>
+        <w:ind w:left="181" w:right="181"/>
+      </w:pPr>
+      <w:r>
+        <w:rPr>
+          <w:rFonts w:ascii="Noto Sans KR" w:hAnsi="Noto Sans KR" w:eastAsia="Noto Sans KR" w:cs="Noto Sans KR"/>
+          <w:b w:val="0"/>
+          <w:i w:val="0"/>
+          <w:color w:val="16202E"/>
+          <w:sz w:val="19"/>
+        </w:rPr>
+        <w:t xml:space="preserve"> </w:t>
+      </w:r>
+    </w:p>
+    <w:p>
+      <w:pPr>
+        <w:shd w:val="clear" w:color="auto" w:fill="F7F9FB"/>
+        <w:spacing w:before="0" w:after="0" w:line="331" w:lineRule="auto"/>
+        <w:ind w:left="181" w:right="181"/>
+      </w:pPr>
+      <w:r>
+        <w:rPr>
+          <w:rFonts w:ascii="Noto Sans KR" w:hAnsi="Noto Sans KR" w:eastAsia="Noto Sans KR" w:cs="Noto Sans KR"/>
+          <w:b w:val="0"/>
+          <w:i w:val="0"/>
+          <w:color w:val="16202E"/>
+          <w:sz w:val="19"/>
+        </w:rPr>
+        <w:t>중장기 계획도 말씀드립니다. 입사 후 1년은 입주기업 관리와 사업비 집행·정산</w:t>
+      </w:r>
+    </w:p>
+    <w:p>
+      <w:pPr>
+        <w:shd w:val="clear" w:color="auto" w:fill="F7F9FB"/>
+        <w:spacing w:before="0" w:after="0" w:line="331" w:lineRule="auto"/>
+        <w:ind w:left="181" w:right="181"/>
+      </w:pPr>
+      <w:r>
+        <w:rPr>
+          <w:rFonts w:ascii="Noto Sans KR" w:hAnsi="Noto Sans KR" w:eastAsia="Noto Sans KR" w:cs="Noto Sans KR"/>
+          <w:b w:val="0"/>
+          <w:i w:val="0"/>
+          <w:color w:val="16202E"/>
+          <w:sz w:val="19"/>
+        </w:rPr>
+        <w:t>절차를 익히는 데 집중하고, 그 과정에서 창업보육전문매니저 자격을 취득하고자</w:t>
+      </w:r>
+    </w:p>
+    <w:p>
+      <w:pPr>
+        <w:shd w:val="clear" w:color="auto" w:fill="F7F9FB"/>
+        <w:spacing w:before="0" w:after="0" w:line="331" w:lineRule="auto"/>
+        <w:ind w:left="181" w:right="181"/>
+      </w:pPr>
+      <w:r>
+        <w:rPr>
+          <w:rFonts w:ascii="Noto Sans KR" w:hAnsi="Noto Sans KR" w:eastAsia="Noto Sans KR" w:cs="Noto Sans KR"/>
+          <w:b w:val="0"/>
+          <w:i w:val="0"/>
+          <w:color w:val="16202E"/>
+          <w:sz w:val="19"/>
+        </w:rPr>
+        <w:t>합니다. 이후 업무에 적응한 뒤 창업학 또는 기술경영 분야의 야간·주말 석사</w:t>
+      </w:r>
+    </w:p>
+    <w:p>
+      <w:pPr>
+        <w:shd w:val="clear" w:color="auto" w:fill="F7F9FB"/>
+        <w:spacing w:before="0" w:after="0" w:line="331" w:lineRule="auto"/>
+        <w:ind w:left="181" w:right="181"/>
+      </w:pPr>
+      <w:r>
+        <w:rPr>
+          <w:rFonts w:ascii="Noto Sans KR" w:hAnsi="Noto Sans KR" w:eastAsia="Noto Sans KR" w:cs="Noto Sans KR"/>
+          <w:b w:val="0"/>
+          <w:i w:val="0"/>
+          <w:color w:val="16202E"/>
+          <w:sz w:val="19"/>
+        </w:rPr>
+        <w:t>과정을 병행하고자 하며, 근무에 지장이 없는 과정으로 한정하고 기관 규정과</w:t>
+      </w:r>
+    </w:p>
+    <w:p>
+      <w:pPr>
+        <w:shd w:val="clear" w:color="auto" w:fill="F7F9FB"/>
+        <w:spacing w:before="0" w:after="0" w:line="331" w:lineRule="auto"/>
+        <w:ind w:left="181" w:right="181"/>
+      </w:pPr>
+      <w:r>
+        <w:rPr>
+          <w:rFonts w:ascii="Noto Sans KR" w:hAnsi="Noto Sans KR" w:eastAsia="Noto Sans KR" w:cs="Noto Sans KR"/>
+          <w:b w:val="0"/>
+          <w:i w:val="0"/>
+          <w:color w:val="16202E"/>
+          <w:sz w:val="19"/>
+        </w:rPr>
+        <w:t>사전 협의를 전제로 합니다. 장기적으로는 기술 기반 창업기업을 제대로 볼 수</w:t>
+      </w:r>
+    </w:p>
+    <w:p>
+      <w:pPr>
+        <w:shd w:val="clear" w:color="auto" w:fill="F7F9FB"/>
+        <w:spacing w:before="0" w:after="0" w:line="331" w:lineRule="auto"/>
+        <w:ind w:left="181" w:right="181"/>
+      </w:pPr>
+      <w:r>
+        <w:rPr>
+          <w:rFonts w:ascii="Noto Sans KR" w:hAnsi="Noto Sans KR" w:eastAsia="Noto Sans KR" w:cs="Noto Sans KR"/>
+          <w:b w:val="0"/>
+          <w:i w:val="0"/>
+          <w:color w:val="16202E"/>
+          <w:sz w:val="19"/>
+        </w:rPr>
+        <w:t>있는 보육 전문가가 되는 것이 목표입니다.</w:t>
       </w:r>
     </w:p>
     <w:p>
@@ -836,7 +938,7 @@
           <w:color w:val="1B3A5C"/>
           <w:sz w:val="34"/>
         </w:rPr>
-        <w:t>산학협력단 · 창업지원단용</w:t>
+        <w:t>공공 · 지자체 창업보육센터 · 창업지원기관용</w:t>
       </w:r>
     </w:p>
     <w:p>
@@ -864,7 +966,7 @@
           <w:color w:val="1B3A5C"/>
           <w:sz w:val="19"/>
         </w:rPr>
-        <w:t>[인재풀 등록 문의] 창업지원 · 기술사업화 분야 — [성명]</w:t>
+        <w:t>[인재풀 등록 문의] 보육매니저 · 창업지원 분야 — [성명]</w:t>
       </w:r>
     </w:p>
     <w:p>
@@ -884,7 +986,7 @@
           <w:color w:val="16202E"/>
           <w:sz w:val="19"/>
         </w:rPr>
-        <w:t>○○대학교 산학협력단(창업지원단) 담당자님께</w:t>
+        <w:t>○○ 창업보육센터 담당자님께</w:t>
       </w:r>
     </w:p>
     <w:p>
@@ -935,7 +1037,7 @@
           <w:color w:val="16202E"/>
           <w:sz w:val="19"/>
         </w:rPr>
-        <w:t>현재 공고된 채용이 없는 것으로 확인했습니다만, 향후 창업지원·기술사업화</w:t>
+        <w:t>현재 공고된 채용이 없는 것으로 확인했습니다만, 향후 보육매니저 또는</w:t>
       </w:r>
     </w:p>
     <w:p>
@@ -952,7 +1054,7 @@
           <w:color w:val="16202E"/>
           <w:sz w:val="19"/>
         </w:rPr>
-        <w:t>분야 채용 계획이 있으실 때 검토해 주실 수 있을지 문의드립니다.</w:t>
+        <w:t>창업지원 인력 채용 계획이 있으실 때 검토해 주실 수 있을지 문의드립니다.</w:t>
       </w:r>
     </w:p>
     <w:p>
@@ -1054,7 +1156,24 @@
           <w:color w:val="16202E"/>
           <w:sz w:val="19"/>
         </w:rPr>
-        <w:t xml:space="preserve">  여기에 공실 예측과 업종 추천, 입점 ROI 시뮬레이션을 결합했습니다.</w:t>
+        <w:t xml:space="preserve">  업종 추천과 입점 ROI 시뮬레이션을 결합했습니다. 오프라인 점포 기반</w:t>
+      </w:r>
+    </w:p>
+    <w:p>
+      <w:pPr>
+        <w:shd w:val="clear" w:color="auto" w:fill="F7F9FB"/>
+        <w:spacing w:before="0" w:after="0" w:line="331" w:lineRule="auto"/>
+        <w:ind w:left="181" w:right="181"/>
+      </w:pPr>
+      <w:r>
+        <w:rPr>
+          <w:rFonts w:ascii="Noto Sans KR" w:hAnsi="Noto Sans KR" w:eastAsia="Noto Sans KR" w:cs="Noto Sans KR"/>
+          <w:b w:val="0"/>
+          <w:i w:val="0"/>
+          <w:color w:val="16202E"/>
+          <w:sz w:val="19"/>
+        </w:rPr>
+        <w:t xml:space="preserve">  창업팀의 입지 판단에 바로 쓰이는 형태입니다.</w:t>
       </w:r>
     </w:p>
     <w:p>
@@ -1139,7 +1258,7 @@
           <w:color w:val="16202E"/>
           <w:sz w:val="19"/>
         </w:rPr>
-        <w:t>제가 이 직무에 기여할 수 있는 지점은 두 가지입니다.</w:t>
+        <w:t>보육 업무에 제가 기여할 수 있는 지점은 세 가지입니다.</w:t>
       </w:r>
     </w:p>
     <w:p>
@@ -1173,7 +1292,7 @@
           <w:color w:val="16202E"/>
           <w:sz w:val="19"/>
         </w:rPr>
-        <w:t>첫째, 창업기업의 기술 항목을 직접 검토할 수 있습니다. 수집 파이프라인부터</w:t>
+        <w:t>첫째, 입주기업 선발·평가에서 기술 항목을 직접 검증할 수 있습니다. 전 구간을</w:t>
       </w:r>
     </w:p>
     <w:p>
@@ -1190,7 +1309,7 @@
           <w:color w:val="16202E"/>
           <w:sz w:val="19"/>
         </w:rPr>
-        <w:t>모델, API, 배포까지 전 구간을 다뤄 봤기 때문에 사업계획서의 기술 서술이</w:t>
+        <w:t>직접 다뤄 봤기 때문에 사업계획서의 기술 서술이 실현 가능한지를 판단할 수</w:t>
       </w:r>
     </w:p>
     <w:p>
@@ -1207,7 +1326,7 @@
           <w:color w:val="16202E"/>
           <w:sz w:val="19"/>
         </w:rPr>
-        <w:t>실현 가능한지를 판단할 수 있습니다.</w:t>
+        <w:t>있습니다.</w:t>
       </w:r>
     </w:p>
     <w:p>
@@ -1241,7 +1360,75 @@
           <w:color w:val="16202E"/>
           <w:sz w:val="19"/>
         </w:rPr>
-        <w:t>둘째, 보육을 받는 쪽의 입장을 압니다. 같은 고민을 하고 있어, 입주기업에게</w:t>
+        <w:t>둘째, 보육 성과를 데이터로 관리할 수 있습니다. 제 프로젝트에서 목표 지표가</w:t>
+      </w:r>
+    </w:p>
+    <w:p>
+      <w:pPr>
+        <w:shd w:val="clear" w:color="auto" w:fill="F7F9FB"/>
+        <w:spacing w:before="0" w:after="0" w:line="331" w:lineRule="auto"/>
+        <w:ind w:left="181" w:right="181"/>
+      </w:pPr>
+      <w:r>
+        <w:rPr>
+          <w:rFonts w:ascii="Noto Sans KR" w:hAnsi="Noto Sans KR" w:eastAsia="Noto Sans KR" w:cs="Noto Sans KR"/>
+          <w:b w:val="0"/>
+          <w:i w:val="0"/>
+          <w:color w:val="16202E"/>
+          <w:sz w:val="19"/>
+        </w:rPr>
+        <w:t>정작 성능을 보증하지 못한다는 것을 확인하고 지표 체계를 재정의한 경험이</w:t>
+      </w:r>
+    </w:p>
+    <w:p>
+      <w:pPr>
+        <w:shd w:val="clear" w:color="auto" w:fill="F7F9FB"/>
+        <w:spacing w:before="0" w:after="0" w:line="331" w:lineRule="auto"/>
+        <w:ind w:left="181" w:right="181"/>
+      </w:pPr>
+      <w:r>
+        <w:rPr>
+          <w:rFonts w:ascii="Noto Sans KR" w:hAnsi="Noto Sans KR" w:eastAsia="Noto Sans KR" w:cs="Noto Sans KR"/>
+          <w:b w:val="0"/>
+          <w:i w:val="0"/>
+          <w:color w:val="16202E"/>
+          <w:sz w:val="19"/>
+        </w:rPr>
+        <w:t>있습니다. 재지 않은 값을 달성으로 적지 않는 원칙을 코드로 강제했습니다.</w:t>
+      </w:r>
+    </w:p>
+    <w:p>
+      <w:pPr>
+        <w:shd w:val="clear" w:color="auto" w:fill="F7F9FB"/>
+        <w:spacing w:before="0" w:after="0" w:line="331" w:lineRule="auto"/>
+        <w:ind w:left="181" w:right="181"/>
+      </w:pPr>
+      <w:r>
+        <w:rPr>
+          <w:rFonts w:ascii="Noto Sans KR" w:hAnsi="Noto Sans KR" w:eastAsia="Noto Sans KR" w:cs="Noto Sans KR"/>
+          <w:b w:val="0"/>
+          <w:i w:val="0"/>
+          <w:color w:val="16202E"/>
+          <w:sz w:val="19"/>
+        </w:rPr>
+        <w:t xml:space="preserve"> </w:t>
+      </w:r>
+    </w:p>
+    <w:p>
+      <w:pPr>
+        <w:shd w:val="clear" w:color="auto" w:fill="F7F9FB"/>
+        <w:spacing w:before="0" w:after="0" w:line="331" w:lineRule="auto"/>
+        <w:ind w:left="181" w:right="181"/>
+      </w:pPr>
+      <w:r>
+        <w:rPr>
+          <w:rFonts w:ascii="Noto Sans KR" w:hAnsi="Noto Sans KR" w:eastAsia="Noto Sans KR" w:cs="Noto Sans KR"/>
+          <w:b w:val="0"/>
+          <w:i w:val="0"/>
+          <w:color w:val="16202E"/>
+          <w:sz w:val="19"/>
+        </w:rPr>
+        <w:t>셋째, 보육을 받는 쪽의 입장을 압니다. 같은 고민을 하고 있어, 입주기업에게</w:t>
       </w:r>
     </w:p>
     <w:p>
@@ -1292,7 +1479,7 @@
           <w:color w:val="16202E"/>
           <w:sz w:val="19"/>
         </w:rPr>
-        <w:t>중장기 계획도 함께 말씀드립니다. 입사 후 1년은 사업비 집행·정산 절차와</w:t>
+        <w:t>중장기 계획은 이렇습니다. 입사 후에는 입주기업 관리와 사업비 집행·정산</w:t>
       </w:r>
     </w:p>
     <w:p>
@@ -1309,7 +1496,7 @@
           <w:color w:val="16202E"/>
           <w:sz w:val="19"/>
         </w:rPr>
-        <w:t>보육기업 관리 체계를 익히는 데 집중하고, 업무에 적응한 뒤 창업학 또는</w:t>
+        <w:t>절차를 익히는 데 집중하고, 그 과정에서 창업보육전문매니저 자격을 취득하고자</w:t>
       </w:r>
     </w:p>
     <w:p>
@@ -1326,7 +1513,7 @@
           <w:color w:val="16202E"/>
           <w:sz w:val="19"/>
         </w:rPr>
-        <w:t>데이터사이언스 분야의 야간·주말 석사 과정을 병행하고자 합니다. 근무에</w:t>
+        <w:t>합니다. 장기적으로는 기술 기반 창업기업을 제대로 볼 수 있는 보육 전문가가</w:t>
       </w:r>
     </w:p>
     <w:p>
@@ -1343,7 +1530,7 @@
           <w:color w:val="16202E"/>
           <w:sz w:val="19"/>
         </w:rPr>
-        <w:t>지장이 없는 과정으로 한정하며, 기관 규정과 사전 협의를 전제로 합니다.</w:t>
+        <w:t>되는 것이 목표이며, 업무에 지장이 없는 범위에서 관련 분야 야간 석사 과정도</w:t>
       </w:r>
     </w:p>
     <w:p>
@@ -1360,58 +1547,7 @@
           <w:color w:val="16202E"/>
           <w:sz w:val="19"/>
         </w:rPr>
-        <w:t>장기적으로는 제가 축적한 기술이 대학의 기술사업화 성과로 이어지는 길을</w:t>
-      </w:r>
-    </w:p>
-    <w:p>
-      <w:pPr>
-        <w:shd w:val="clear" w:color="auto" w:fill="F7F9FB"/>
-        <w:spacing w:before="0" w:after="0" w:line="331" w:lineRule="auto"/>
-        <w:ind w:left="181" w:right="181"/>
-      </w:pPr>
-      <w:r>
-        <w:rPr>
-          <w:rFonts w:ascii="Noto Sans KR" w:hAnsi="Noto Sans KR" w:eastAsia="Noto Sans KR" w:cs="Noto Sans KR"/>
-          <w:b w:val="0"/>
-          <w:i w:val="0"/>
-          <w:color w:val="16202E"/>
-          <w:sz w:val="19"/>
-        </w:rPr>
-        <w:t>찾고, 기술사업화와 창업지원 양쪽을 이해하는 전문 인력이 되고자 합니다.</w:t>
-      </w:r>
-    </w:p>
-    <w:p>
-      <w:pPr>
-        <w:shd w:val="clear" w:color="auto" w:fill="F7F9FB"/>
-        <w:spacing w:before="0" w:after="0" w:line="331" w:lineRule="auto"/>
-        <w:ind w:left="181" w:right="181"/>
-      </w:pPr>
-      <w:r>
-        <w:rPr>
-          <w:rFonts w:ascii="Noto Sans KR" w:hAnsi="Noto Sans KR" w:eastAsia="Noto Sans KR" w:cs="Noto Sans KR"/>
-          <w:b w:val="0"/>
-          <w:i w:val="0"/>
-          <w:color w:val="16202E"/>
-          <w:sz w:val="19"/>
-        </w:rPr>
-        <w:t>다만 그것은 제가 귀 기관의 구성원이 되고 대학원 과정을 거친 뒤에</w:t>
-      </w:r>
-    </w:p>
-    <w:p>
-      <w:pPr>
-        <w:shd w:val="clear" w:color="auto" w:fill="F7F9FB"/>
-        <w:spacing w:before="0" w:after="0" w:line="331" w:lineRule="auto"/>
-        <w:ind w:left="181" w:right="181"/>
-      </w:pPr>
-      <w:r>
-        <w:rPr>
-          <w:rFonts w:ascii="Noto Sans KR" w:hAnsi="Noto Sans KR" w:eastAsia="Noto Sans KR" w:cs="Noto Sans KR"/>
-          <w:b w:val="0"/>
-          <w:i w:val="0"/>
-          <w:color w:val="16202E"/>
-          <w:sz w:val="19"/>
-        </w:rPr>
-        <w:t>논의할 수 있는 일이며, 지금 그것을 전제로 지원하는 것은 아닙니다.</w:t>
+        <w:t>병행할 계획입니다.</w:t>
       </w:r>
     </w:p>
     <w:p>
@@ -1445,7 +1581,7 @@
           <w:color w:val="16202E"/>
           <w:sz w:val="19"/>
         </w:rPr>
-        <w:t>프로필을 첨부합니다(개인정보 보관 동의 포함).</w:t>
+        <w:t>1~2쪽 분량의 프로필을 첨부합니다. 개인정보 보관 동의 문구를 함께</w:t>
       </w:r>
     </w:p>
     <w:p>
@@ -1462,7 +1598,41 @@
           <w:color w:val="16202E"/>
           <w:sz w:val="19"/>
         </w:rPr>
-        <w:t>읽어 주셔서 감사합니다.</w:t>
+        <w:t>넣어 두었으니 그대로 보관하셔도 됩니다.</w:t>
+      </w:r>
+    </w:p>
+    <w:p>
+      <w:pPr>
+        <w:shd w:val="clear" w:color="auto" w:fill="F7F9FB"/>
+        <w:spacing w:before="0" w:after="0" w:line="331" w:lineRule="auto"/>
+        <w:ind w:left="181" w:right="181"/>
+      </w:pPr>
+      <w:r>
+        <w:rPr>
+          <w:rFonts w:ascii="Noto Sans KR" w:hAnsi="Noto Sans KR" w:eastAsia="Noto Sans KR" w:cs="Noto Sans KR"/>
+          <w:b w:val="0"/>
+          <w:i w:val="0"/>
+          <w:color w:val="16202E"/>
+          <w:sz w:val="19"/>
+        </w:rPr>
+        <w:t xml:space="preserve"> </w:t>
+      </w:r>
+    </w:p>
+    <w:p>
+      <w:pPr>
+        <w:shd w:val="clear" w:color="auto" w:fill="F7F9FB"/>
+        <w:spacing w:before="0" w:after="0" w:line="331" w:lineRule="auto"/>
+        <w:ind w:left="181" w:right="181"/>
+      </w:pPr>
+      <w:r>
+        <w:rPr>
+          <w:rFonts w:ascii="Noto Sans KR" w:hAnsi="Noto Sans KR" w:eastAsia="Noto Sans KR" w:cs="Noto Sans KR"/>
+          <w:b w:val="0"/>
+          <w:i w:val="0"/>
+          <w:color w:val="16202E"/>
+          <w:sz w:val="19"/>
+        </w:rPr>
+        <w:t>바쁘신 중에 읽어 주셔서 감사합니다.</w:t>
       </w:r>
     </w:p>
     <w:p>
@@ -1743,7 +1913,7 @@
           <w:color w:val="16202E"/>
           <w:sz w:val="19"/>
         </w:rPr>
-        <w:t>- [ 새로 추가된 것 한 가지. 예: 거점 확대 / 새 기능 배포 /</w:t>
+        <w:t>- [ 새로 추가된 것 한 가지. 예: 창업보육전문매니저 자격시험 응시 /</w:t>
       </w:r>
     </w:p>
     <w:p>
@@ -1760,7 +1930,7 @@
           <w:color w:val="16202E"/>
           <w:sz w:val="19"/>
         </w:rPr>
-        <w:t xml:space="preserve">  자격 취득 / 정부 지원사업 선정 ]</w:t>
+        <w:t xml:space="preserve">  새 기능 배포 / 거점 확대 / 정부 지원사업 선정 ]</w:t>
       </w:r>
     </w:p>
     <w:p>
@@ -1794,7 +1964,7 @@
           <w:color w:val="16202E"/>
           <w:sz w:val="19"/>
         </w:rPr>
-        <w:t>여전히 귀 기관의 창업지원·기술사업화 업무에 관심이 있습니다.</w:t>
+        <w:t>여전히 귀 기관의 창업보육 업무에 관심이 있습니다.</w:t>
       </w:r>
     </w:p>
     <w:p>
